--- a/src/documents/2026/Dokumentumok listája_Régiek_2026.docx
+++ b/src/documents/2026/Dokumentumok listája_Régiek_2026.docx
@@ -710,6 +710,7 @@
         </w:rPr>
         <w:t xml:space="preserve"> </w:t>
       </w:r>
+      <w:proofErr w:type="gramStart"/>
       <w:r>
         <w:rPr>
           <w:i/>
@@ -717,6 +718,7 @@
         </w:rPr>
         <w:t>nagyszülők,</w:t>
       </w:r>
+      <w:proofErr w:type="gramEnd"/>
       <w:r>
         <w:rPr>
           <w:i/>
@@ -2497,7 +2499,25 @@
         <w:rPr>
           <w:spacing w:val="-2"/>
         </w:rPr>
-        <w:t>. június 13-ig.</w:t>
+        <w:t xml:space="preserve">. </w:t>
+      </w:r>
+      <w:r>
+        <w:rPr>
+          <w:spacing w:val="-2"/>
+        </w:rPr>
+        <w:t xml:space="preserve">június </w:t>
+      </w:r>
+      <w:r>
+        <w:rPr>
+          <w:spacing w:val="-2"/>
+        </w:rPr>
+        <w:t>30</w:t>
+      </w:r>
+      <w:r>
+        <w:rPr>
+          <w:spacing w:val="-2"/>
+        </w:rPr>
+        <w:t>-ig.</w:t>
       </w:r>
     </w:p>
     <w:p>
@@ -2680,7 +2700,14 @@
           <w:b/>
           <w:i/>
         </w:rPr>
-        <w:t>18.</w:t>
+        <w:t>5</w:t>
+      </w:r>
+      <w:r>
+        <w:rPr>
+          <w:b/>
+          <w:i/>
+        </w:rPr>
+        <w:t>.</w:t>
       </w:r>
       <w:r>
         <w:rPr>
@@ -3467,7 +3494,6 @@
   <w:style w:type="character" w:default="1" w:styleId="Bekezdsalapbettpusa">
     <w:name w:val="Default Paragraph Font"/>
     <w:uiPriority w:val="1"/>
-    <w:semiHidden/>
     <w:unhideWhenUsed/>
   </w:style>
   <w:style w:type="table" w:default="1" w:styleId="Normltblzat">
